--- a/_site/posts/2025-05-11-teoria-y-politica-monetaria-bcrp/index.docx
+++ b/_site/posts/2025-05-11-teoria-y-politica-monetaria-bcrp/index.docx
@@ -44,7 +44,7 @@
         <w:t xml:space="preserve"> </w:t>
       </w:r>
     </w:p>
-    <w:bookmarkStart w:id="20" w:name="title"/>
+    <w:bookmarkStart w:id="22" w:name="title"/>
     <w:p>
       <w:pPr>
         <w:pStyle w:val="Heading1"/>
@@ -93,8 +93,8 @@
         <w:t xml:space="preserve"> </w:t>
       </w:r>
     </w:p>
-    <w:bookmarkEnd w:id="20"/>
-    <w:bookmarkStart w:id="24" w:name="author-note"/>
+    <w:bookmarkEnd w:id="22"/>
+    <w:bookmarkStart w:id="26" w:name="author-note"/>
     <w:p>
       <w:pPr>
         <w:pStyle w:val="Heading1"/>
@@ -113,15 +113,15 @@
       <w:r>
         <w:t xml:space="preserve"> </w:t>
       </w:r>
-      <w:bookmarkStart w:id="21" w:name="orchid"/>
+      <w:bookmarkStart w:id="23" w:name="orchid"/>
       <w:r>
         <w:t xml:space="preserve">Orcid ID Logo: A green circle with white letters ID</w:t>
       </w:r>
-      <w:bookmarkEnd w:id="21"/>
+      <w:bookmarkEnd w:id="23"/>
       <w:r>
         <w:t xml:space="preserve"> </w:t>
       </w:r>
-      <w:hyperlink r:id="rId22">
+      <w:hyperlink r:id="rId24">
         <w:r>
           <w:rPr>
             <w:rStyle w:val="Hyperlink"/>
@@ -160,7 +160,7 @@
         <w:t xml:space="preserve">: </w:t>
       </w:r>
       <w:r>
-        <w:t xml:space="preserve">conceptualización y redacción</w:t>
+        <w:t xml:space="preserve">conceptualización, metodología, análisis formal, investigación, recursos, curación de datos, redacción, visualización, supervisión, y administración del proyecto</w:t>
       </w:r>
     </w:p>
     <w:p>
@@ -168,12 +168,12 @@
         <w:pStyle w:val="BodyText"/>
       </w:pPr>
       <w:r>
-        <w:t xml:space="preserve">La correspondencia relativa a este artículo debe dirigirse a Edison Achalma, Escuela Profesional de Economía, Universidad Nacional de San Cristóbal de Huamanga, Ayacucho, AYA, Perú, Email:</w:t>
+        <w:t xml:space="preserve">La correspondencia relativa a este artículo debe dirigirse a Edison Achalma, Escuela Profesional de Economía, Universidad Nacional de San Cristóbal de Huamanga, Portal Independencia N° 57, Ayacucho, AYA 5001, Perú, Email:</w:t>
       </w:r>
       <w:r>
         <w:t xml:space="preserve"> </w:t>
       </w:r>
-      <w:hyperlink r:id="rId23">
+      <w:hyperlink r:id="rId25">
         <w:r>
           <w:rPr>
             <w:rStyle w:val="Hyperlink"/>
@@ -202,8 +202,8 @@
         <w:br w:type="page"/>
       </w:r>
     </w:p>
-    <w:bookmarkEnd w:id="24"/>
-    <w:bookmarkStart w:id="25" w:name="firstheader"/>
+    <w:bookmarkEnd w:id="26"/>
+    <w:bookmarkStart w:id="27" w:name="firstheader"/>
     <w:p>
       <w:pPr>
         <w:pStyle w:val="Heading1"/>
@@ -1278,312 +1278,46 @@
           <m:r>
             <m:t>E</m:t>
           </m:r>
-          <m:d>
-            <m:dPr>
-              <m:begChr m:val="("/>
-              <m:sepChr m:val=""/>
-              <m:endChr m:val=")"/>
-              <m:grow/>
-            </m:dPr>
-            <m:e>
-              <m:nary>
-                <m:naryPr>
-                  <m:chr m:val="∑"/>
-                  <m:limLoc m:val="undOvr"/>
-                  <m:subHide m:val="off"/>
-                  <m:supHide m:val="off"/>
-                </m:naryPr>
-                <m:sub>
-                  <m:r>
-                    <m:t>t</m:t>
-                  </m:r>
-                  <m:r>
-                    <m:rPr>
-                      <m:sty m:val="p"/>
-                    </m:rPr>
-                    <m:t>=</m:t>
-                  </m:r>
-                  <m:r>
-                    <m:t>1</m:t>
-                  </m:r>
-                </m:sub>
-                <m:sup>
-                  <m:r>
-                    <m:rPr>
-                      <m:sty m:val="p"/>
-                    </m:rPr>
-                    <m:t>∞</m:t>
-                  </m:r>
-                </m:sup>
-                <m:e>
-                  <m:sSub>
-                    <m:e>
-                      <m:r>
-                        <m:t>β</m:t>
-                      </m:r>
-                    </m:e>
-                    <m:sub>
-                      <m:r>
-                        <m:t>t</m:t>
-                      </m:r>
-                    </m:sub>
-                  </m:sSub>
-                </m:e>
-              </m:nary>
-              <m:d>
-                <m:dPr>
-                  <m:begChr m:val="("/>
-                  <m:sepChr m:val=""/>
-                  <m:endChr m:val=")"/>
-                  <m:grow/>
-                </m:dPr>
-                <m:e>
-                  <m:r>
-                    <m:t>u</m:t>
-                  </m:r>
-                  <m:d>
-                    <m:dPr>
-                      <m:begChr m:val="("/>
-                      <m:sepChr m:val=""/>
-                      <m:endChr m:val=")"/>
-                      <m:grow/>
-                    </m:dPr>
-                    <m:e>
-                      <m:sSub>
-                        <m:e>
-                          <m:r>
-                            <m:t>C</m:t>
-                          </m:r>
-                        </m:e>
-                        <m:sub>
-                          <m:r>
-                            <m:t>t</m:t>
-                          </m:r>
-                        </m:sub>
-                      </m:sSub>
-                      <m:r>
-                        <m:rPr>
-                          <m:sty m:val="p"/>
-                        </m:rPr>
-                        <m:t>,</m:t>
-                      </m:r>
-                      <m:f>
-                        <m:fPr>
-                          <m:type m:val="bar"/>
-                        </m:fPr>
-                        <m:num>
-                          <m:sSub>
-                            <m:e>
-                              <m:r>
-                                <m:t>M</m:t>
-                              </m:r>
-                            </m:e>
-                            <m:sub>
-                              <m:r>
-                                <m:t>t</m:t>
-                              </m:r>
-                            </m:sub>
-                          </m:sSub>
-                        </m:num>
-                        <m:den>
-                          <m:sSub>
-                            <m:e>
-                              <m:r>
-                                <m:t>P</m:t>
-                              </m:r>
-                            </m:e>
-                            <m:sub>
-                              <m:r>
-                                <m:t>t</m:t>
-                              </m:r>
-                            </m:sub>
-                          </m:sSub>
-                        </m:den>
-                      </m:f>
-                      <m:r>
-                        <m:rPr>
-                          <m:sty m:val="p"/>
-                        </m:rPr>
-                        <m:t>,</m:t>
-                      </m:r>
-                      <m:sSub>
-                        <m:e>
-                          <m:r>
-                            <m:t>ϵ</m:t>
-                          </m:r>
-                        </m:e>
-                        <m:sub>
-                          <m:r>
-                            <m:t>t</m:t>
-                          </m:r>
-                        </m:sub>
-                      </m:sSub>
-                    </m:e>
-                  </m:d>
-                </m:e>
-              </m:d>
+          <m:r>
+            <m:rPr>
+              <m:sty m:val="p"/>
+            </m:rPr>
+            <m:t>(</m:t>
+          </m:r>
+          <m:nary>
+            <m:naryPr>
+              <m:chr m:val="∑"/>
+              <m:limLoc m:val="undOvr"/>
+              <m:subHide m:val="off"/>
+              <m:supHide m:val="off"/>
+            </m:naryPr>
+            <m:sub>
               <m:r>
-                <m:rPr>
-                  <m:sty m:val="p"/>
-                </m:rPr>
-                <m:t>−</m:t>
-              </m:r>
-              <m:nary>
-                <m:naryPr>
-                  <m:chr m:val="∫"/>
-                  <m:limLoc m:val="undOvr"/>
-                  <m:subHide m:val="off"/>
-                  <m:supHide m:val="off"/>
-                </m:naryPr>
-                <m:sub>
-                  <m:r>
-                    <m:t>0</m:t>
-                  </m:r>
-                </m:sub>
-                <m:sup>
-                  <m:r>
-                    <m:t>1</m:t>
-                  </m:r>
-                </m:sup>
-                <m:e>
-                  <m:r>
-                    <m:t>v</m:t>
-                  </m:r>
-                </m:e>
-              </m:nary>
-              <m:d>
-                <m:dPr>
-                  <m:begChr m:val="("/>
-                  <m:sepChr m:val=""/>
-                  <m:endChr m:val=")"/>
-                  <m:grow/>
-                </m:dPr>
-                <m:e>
-                  <m:sSub>
-                    <m:e>
-                      <m:r>
-                        <m:t>h</m:t>
-                      </m:r>
-                    </m:e>
-                    <m:sub>
-                      <m:r>
-                        <m:t>t</m:t>
-                      </m:r>
-                    </m:sub>
-                  </m:sSub>
-                  <m:d>
-                    <m:dPr>
-                      <m:begChr m:val="("/>
-                      <m:sepChr m:val=""/>
-                      <m:endChr m:val=")"/>
-                      <m:grow/>
-                    </m:dPr>
-                    <m:e>
-                      <m:r>
-                        <m:t>i</m:t>
-                      </m:r>
-                    </m:e>
-                  </m:d>
-                  <m:r>
-                    <m:rPr>
-                      <m:sty m:val="p"/>
-                    </m:rPr>
-                    <m:t>,</m:t>
-                  </m:r>
-                  <m:sSub>
-                    <m:e>
-                      <m:r>
-                        <m:t>ϵ</m:t>
-                      </m:r>
-                    </m:e>
-                    <m:sub>
-                      <m:r>
-                        <m:t>t</m:t>
-                      </m:r>
-                    </m:sub>
-                  </m:sSub>
-                </m:e>
-              </m:d>
-              <m:r>
-                <m:t>d</m:t>
-              </m:r>
-              <m:r>
-                <m:t>i</m:t>
+                <m:t>t</m:t>
               </m:r>
               <m:r>
                 <m:rPr>
                   <m:sty m:val="p"/>
                 </m:rPr>
-                <m:t>+</m:t>
+                <m:t>=</m:t>
               </m:r>
-            </m:e>
-          </m:d>
-          <m:r>
-            <m:rPr>
-              <m:sty m:val="p"/>
-            </m:rPr>
-            <m:t>+</m:t>
-          </m:r>
-          <m:r>
-            <m:t>λ</m:t>
-          </m:r>
-          <m:d>
-            <m:dPr>
-              <m:begChr m:val="("/>
-              <m:sepChr m:val=""/>
-              <m:endChr m:val=")"/>
-              <m:grow/>
-            </m:dPr>
+              <m:r>
+                <m:t>1</m:t>
+              </m:r>
+            </m:sub>
+            <m:sup>
+              <m:r>
+                <m:rPr>
+                  <m:sty m:val="p"/>
+                </m:rPr>
+                <m:t>∞</m:t>
+              </m:r>
+            </m:sup>
             <m:e>
-              <m:nary>
-                <m:naryPr>
-                  <m:chr m:val="∫"/>
-                  <m:limLoc m:val="subSup"/>
-                  <m:subHide m:val="off"/>
-                  <m:supHide m:val="off"/>
-                </m:naryPr>
-                <m:sub>
-                  <m:r>
-                    <m:t>0</m:t>
-                  </m:r>
-                </m:sub>
-                <m:sup>
-                  <m:r>
-                    <m:t>1</m:t>
-                  </m:r>
-                </m:sup>
-                <m:e>
-                  <m:sSub>
-                    <m:e>
-                      <m:r>
-                        <m:t>h</m:t>
-                      </m:r>
-                    </m:e>
-                    <m:sub>
-                      <m:r>
-                        <m:t>t</m:t>
-                      </m:r>
-                    </m:sub>
-                  </m:sSub>
-                </m:e>
-              </m:nary>
-              <m:d>
-                <m:dPr>
-                  <m:begChr m:val="("/>
-                  <m:sepChr m:val=""/>
-                  <m:endChr m:val=")"/>
-                  <m:grow/>
-                </m:dPr>
-                <m:e>
-                  <m:r>
-                    <m:t>i</m:t>
-                  </m:r>
-                </m:e>
-              </m:d>
               <m:sSub>
                 <m:e>
                   <m:r>
-                    <m:t>w</m:t>
+                    <m:t>β</m:t>
                   </m:r>
                 </m:e>
                 <m:sub>
@@ -1592,100 +1326,46 @@
                   </m:r>
                 </m:sub>
               </m:sSub>
-              <m:d>
-                <m:dPr>
-                  <m:begChr m:val="("/>
-                  <m:sepChr m:val=""/>
-                  <m:endChr m:val=")"/>
-                  <m:grow/>
-                </m:dPr>
-                <m:e>
-                  <m:r>
-                    <m:t>i</m:t>
-                  </m:r>
-                </m:e>
-              </m:d>
+            </m:e>
+          </m:nary>
+          <m:r>
+            <m:rPr>
+              <m:sty m:val="p"/>
+            </m:rPr>
+            <m:t>(</m:t>
+          </m:r>
+          <m:r>
+            <m:t>u</m:t>
+          </m:r>
+          <m:r>
+            <m:rPr>
+              <m:sty m:val="p"/>
+            </m:rPr>
+            <m:t>(</m:t>
+          </m:r>
+          <m:sSub>
+            <m:e>
               <m:r>
-                <m:t> </m:t>
+                <m:t>C</m:t>
               </m:r>
+            </m:e>
+            <m:sub>
               <m:r>
-                <m:t>d</m:t>
+                <m:t>t</m:t>
               </m:r>
-              <m:r>
-                <m:t>i</m:t>
-              </m:r>
-              <m:r>
-                <m:rPr>
-                  <m:sty m:val="p"/>
-                </m:rPr>
-                <m:t>+</m:t>
-              </m:r>
-              <m:nary>
-                <m:naryPr>
-                  <m:chr m:val="∫"/>
-                  <m:limLoc m:val="subSup"/>
-                  <m:subHide m:val="off"/>
-                  <m:supHide m:val="off"/>
-                </m:naryPr>
-                <m:sub>
-                  <m:r>
-                    <m:t>0</m:t>
-                  </m:r>
-                </m:sub>
-                <m:sup>
-                  <m:r>
-                    <m:t>1</m:t>
-                  </m:r>
-                </m:sup>
-                <m:e>
-                  <m:sSub>
-                    <m:e>
-                      <m:r>
-                        <m:t>π</m:t>
-                      </m:r>
-                    </m:e>
-                    <m:sub>
-                      <m:r>
-                        <m:t>t</m:t>
-                      </m:r>
-                    </m:sub>
-                  </m:sSub>
-                </m:e>
-              </m:nary>
-              <m:d>
-                <m:dPr>
-                  <m:begChr m:val="("/>
-                  <m:sepChr m:val=""/>
-                  <m:endChr m:val=")"/>
-                  <m:grow/>
-                </m:dPr>
-                <m:e>
-                  <m:r>
-                    <m:t>i</m:t>
-                  </m:r>
-                </m:e>
-              </m:d>
-              <m:r>
-                <m:rPr>
-                  <m:sty m:val="p"/>
-                </m:rPr>
-                <m:t>+</m:t>
-              </m:r>
-              <m:r>
-                <m:t> </m:t>
-              </m:r>
-              <m:r>
-                <m:t>d</m:t>
-              </m:r>
-              <m:r>
-                <m:t>i</m:t>
-              </m:r>
-              <m:r>
-                <m:rPr>
-                  <m:sty m:val="p"/>
-                </m:rPr>
-                <m:t>+</m:t>
-              </m:r>
+            </m:sub>
+          </m:sSub>
+          <m:r>
+            <m:rPr>
+              <m:sty m:val="p"/>
+            </m:rPr>
+            <m:t>,</m:t>
+          </m:r>
+          <m:f>
+            <m:fPr>
+              <m:type m:val="bar"/>
+            </m:fPr>
+            <m:num>
               <m:sSub>
                 <m:e>
                   <m:r>
@@ -1696,86 +1376,426 @@
                   <m:r>
                     <m:t>t</m:t>
                   </m:r>
-                  <m:r>
-                    <m:rPr>
-                      <m:sty m:val="p"/>
-                    </m:rPr>
-                    <m:t>−</m:t>
-                  </m:r>
-                  <m:r>
-                    <m:t>1</m:t>
-                  </m:r>
                 </m:sub>
               </m:sSub>
-              <m:r>
-                <m:rPr>
-                  <m:sty m:val="p"/>
-                </m:rPr>
-                <m:t>+</m:t>
-              </m:r>
+            </m:num>
+            <m:den>
               <m:sSub>
                 <m:e>
                   <m:r>
-                    <m:t>β</m:t>
+                    <m:t>P</m:t>
                   </m:r>
                 </m:e>
                 <m:sub>
                   <m:r>
                     <m:t>t</m:t>
                   </m:r>
+                </m:sub>
+              </m:sSub>
+            </m:den>
+          </m:f>
+          <m:r>
+            <m:rPr>
+              <m:sty m:val="p"/>
+            </m:rPr>
+            <m:t>,</m:t>
+          </m:r>
+          <m:sSub>
+            <m:e>
+              <m:r>
+                <m:t>ϵ</m:t>
+              </m:r>
+            </m:e>
+            <m:sub>
+              <m:r>
+                <m:t>t</m:t>
+              </m:r>
+            </m:sub>
+          </m:sSub>
+          <m:r>
+            <m:rPr>
+              <m:sty m:val="p"/>
+            </m:rPr>
+            <m:t>)</m:t>
+          </m:r>
+          <m:r>
+            <m:rPr>
+              <m:sty m:val="p"/>
+            </m:rPr>
+            <m:t>)</m:t>
+          </m:r>
+          <m:r>
+            <m:rPr>
+              <m:sty m:val="p"/>
+            </m:rPr>
+            <m:t>−</m:t>
+          </m:r>
+          <m:nary>
+            <m:naryPr>
+              <m:chr m:val="∫"/>
+              <m:limLoc m:val="undOvr"/>
+              <m:subHide m:val="off"/>
+              <m:supHide m:val="off"/>
+            </m:naryPr>
+            <m:sub>
+              <m:r>
+                <m:t>0</m:t>
+              </m:r>
+            </m:sub>
+            <m:sup>
+              <m:r>
+                <m:t>1</m:t>
+              </m:r>
+            </m:sup>
+            <m:e>
+              <m:r>
+                <m:t>v</m:t>
+              </m:r>
+            </m:e>
+          </m:nary>
+          <m:r>
+            <m:rPr>
+              <m:sty m:val="p"/>
+            </m:rPr>
+            <m:t>(</m:t>
+          </m:r>
+          <m:sSub>
+            <m:e>
+              <m:r>
+                <m:t>h</m:t>
+              </m:r>
+            </m:e>
+            <m:sub>
+              <m:r>
+                <m:t>t</m:t>
+              </m:r>
+            </m:sub>
+          </m:sSub>
+          <m:r>
+            <m:rPr>
+              <m:sty m:val="p"/>
+            </m:rPr>
+            <m:t>(</m:t>
+          </m:r>
+          <m:r>
+            <m:t>i</m:t>
+          </m:r>
+          <m:r>
+            <m:rPr>
+              <m:sty m:val="p"/>
+            </m:rPr>
+            <m:t>)</m:t>
+          </m:r>
+          <m:r>
+            <m:rPr>
+              <m:sty m:val="p"/>
+            </m:rPr>
+            <m:t>,</m:t>
+          </m:r>
+          <m:sSub>
+            <m:e>
+              <m:r>
+                <m:t>ϵ</m:t>
+              </m:r>
+            </m:e>
+            <m:sub>
+              <m:r>
+                <m:t>t</m:t>
+              </m:r>
+            </m:sub>
+          </m:sSub>
+          <m:r>
+            <m:rPr>
+              <m:sty m:val="p"/>
+            </m:rPr>
+            <m:t>)</m:t>
+          </m:r>
+          <m:r>
+            <m:t>d</m:t>
+          </m:r>
+          <m:r>
+            <m:t>i</m:t>
+          </m:r>
+          <m:r>
+            <m:rPr>
+              <m:sty m:val="p"/>
+            </m:rPr>
+            <m:t>+</m:t>
+          </m:r>
+          <m:r>
+            <m:rPr>
+              <m:sty m:val="p"/>
+            </m:rPr>
+            <m:t>)</m:t>
+          </m:r>
+          <m:r>
+            <m:rPr>
+              <m:sty m:val="p"/>
+            </m:rPr>
+            <m:t>+</m:t>
+          </m:r>
+          <m:r>
+            <m:t>λ</m:t>
+          </m:r>
+          <m:r>
+            <m:rPr>
+              <m:sty m:val="p"/>
+            </m:rPr>
+            <m:t>(</m:t>
+          </m:r>
+          <m:nary>
+            <m:naryPr>
+              <m:chr m:val="∫"/>
+              <m:limLoc m:val="subSup"/>
+              <m:subHide m:val="off"/>
+              <m:supHide m:val="off"/>
+            </m:naryPr>
+            <m:sub>
+              <m:r>
+                <m:t>0</m:t>
+              </m:r>
+            </m:sub>
+            <m:sup>
+              <m:r>
+                <m:t>1</m:t>
+              </m:r>
+            </m:sup>
+            <m:e>
+              <m:sSub>
+                <m:e>
                   <m:r>
-                    <m:rPr>
-                      <m:sty m:val="p"/>
-                    </m:rPr>
-                    <m:t>−</m:t>
+                    <m:t>h</m:t>
                   </m:r>
+                </m:e>
+                <m:sub>
                   <m:r>
-                    <m:t>1</m:t>
+                    <m:t>t</m:t>
                   </m:r>
                 </m:sub>
               </m:sSub>
-              <m:d>
-                <m:dPr>
-                  <m:begChr m:val="("/>
-                  <m:sepChr m:val=""/>
-                  <m:endChr m:val=")"/>
-                  <m:grow/>
-                </m:dPr>
+            </m:e>
+          </m:nary>
+          <m:r>
+            <m:rPr>
+              <m:sty m:val="p"/>
+            </m:rPr>
+            <m:t>(</m:t>
+          </m:r>
+          <m:r>
+            <m:t>i</m:t>
+          </m:r>
+          <m:r>
+            <m:rPr>
+              <m:sty m:val="p"/>
+            </m:rPr>
+            <m:t>)</m:t>
+          </m:r>
+          <m:sSub>
+            <m:e>
+              <m:r>
+                <m:t>w</m:t>
+              </m:r>
+            </m:e>
+            <m:sub>
+              <m:r>
+                <m:t>t</m:t>
+              </m:r>
+            </m:sub>
+          </m:sSub>
+          <m:r>
+            <m:rPr>
+              <m:sty m:val="p"/>
+            </m:rPr>
+            <m:t>(</m:t>
+          </m:r>
+          <m:r>
+            <m:t>i</m:t>
+          </m:r>
+          <m:r>
+            <m:rPr>
+              <m:sty m:val="p"/>
+            </m:rPr>
+            <m:t>)</m:t>
+          </m:r>
+          <m:r>
+            <m:t> </m:t>
+          </m:r>
+          <m:r>
+            <m:t>d</m:t>
+          </m:r>
+          <m:r>
+            <m:t>i</m:t>
+          </m:r>
+          <m:r>
+            <m:rPr>
+              <m:sty m:val="p"/>
+            </m:rPr>
+            <m:t>+</m:t>
+          </m:r>
+          <m:nary>
+            <m:naryPr>
+              <m:chr m:val="∫"/>
+              <m:limLoc m:val="subSup"/>
+              <m:subHide m:val="off"/>
+              <m:supHide m:val="off"/>
+            </m:naryPr>
+            <m:sub>
+              <m:r>
+                <m:t>0</m:t>
+              </m:r>
+            </m:sub>
+            <m:sup>
+              <m:r>
+                <m:t>1</m:t>
+              </m:r>
+            </m:sup>
+            <m:e>
+              <m:sSub>
                 <m:e>
                   <m:r>
-                    <m:t>1</m:t>
+                    <m:t>π</m:t>
                   </m:r>
+                </m:e>
+                <m:sub>
                   <m:r>
-                    <m:rPr>
-                      <m:sty m:val="p"/>
-                    </m:rPr>
-                    <m:t>+</m:t>
+                    <m:t>t</m:t>
                   </m:r>
-                  <m:sSub>
-                    <m:e>
-                      <m:r>
-                        <m:t>R</m:t>
-                      </m:r>
-                    </m:e>
-                    <m:sub>
-                      <m:r>
-                        <m:t>t</m:t>
-                      </m:r>
-                      <m:r>
-                        <m:rPr>
-                          <m:sty m:val="p"/>
-                        </m:rPr>
-                        <m:t>−</m:t>
-                      </m:r>
-                      <m:r>
-                        <m:t>1</m:t>
-                      </m:r>
-                    </m:sub>
-                  </m:sSub>
-                </m:e>
-              </m:d>
+                </m:sub>
+              </m:sSub>
             </m:e>
-          </m:d>
+          </m:nary>
+          <m:r>
+            <m:rPr>
+              <m:sty m:val="p"/>
+            </m:rPr>
+            <m:t>(</m:t>
+          </m:r>
+          <m:r>
+            <m:t>i</m:t>
+          </m:r>
+          <m:r>
+            <m:rPr>
+              <m:sty m:val="p"/>
+            </m:rPr>
+            <m:t>)</m:t>
+          </m:r>
+          <m:r>
+            <m:rPr>
+              <m:sty m:val="p"/>
+            </m:rPr>
+            <m:t>+</m:t>
+          </m:r>
+          <m:r>
+            <m:t> </m:t>
+          </m:r>
+          <m:r>
+            <m:t>d</m:t>
+          </m:r>
+          <m:r>
+            <m:t>i</m:t>
+          </m:r>
+          <m:r>
+            <m:rPr>
+              <m:sty m:val="p"/>
+            </m:rPr>
+            <m:t>+</m:t>
+          </m:r>
+          <m:sSub>
+            <m:e>
+              <m:r>
+                <m:t>M</m:t>
+              </m:r>
+            </m:e>
+            <m:sub>
+              <m:r>
+                <m:t>t</m:t>
+              </m:r>
+              <m:r>
+                <m:rPr>
+                  <m:sty m:val="p"/>
+                </m:rPr>
+                <m:t>−</m:t>
+              </m:r>
+              <m:r>
+                <m:t>1</m:t>
+              </m:r>
+            </m:sub>
+          </m:sSub>
+          <m:r>
+            <m:rPr>
+              <m:sty m:val="p"/>
+            </m:rPr>
+            <m:t>+</m:t>
+          </m:r>
+          <m:sSub>
+            <m:e>
+              <m:r>
+                <m:t>β</m:t>
+              </m:r>
+            </m:e>
+            <m:sub>
+              <m:r>
+                <m:t>t</m:t>
+              </m:r>
+              <m:r>
+                <m:rPr>
+                  <m:sty m:val="p"/>
+                </m:rPr>
+                <m:t>−</m:t>
+              </m:r>
+              <m:r>
+                <m:t>1</m:t>
+              </m:r>
+            </m:sub>
+          </m:sSub>
+          <m:r>
+            <m:rPr>
+              <m:sty m:val="p"/>
+            </m:rPr>
+            <m:t>(</m:t>
+          </m:r>
+          <m:r>
+            <m:t>1</m:t>
+          </m:r>
+          <m:r>
+            <m:rPr>
+              <m:sty m:val="p"/>
+            </m:rPr>
+            <m:t>+</m:t>
+          </m:r>
+          <m:sSub>
+            <m:e>
+              <m:r>
+                <m:t>R</m:t>
+              </m:r>
+            </m:e>
+            <m:sub>
+              <m:r>
+                <m:t>t</m:t>
+              </m:r>
+              <m:r>
+                <m:rPr>
+                  <m:sty m:val="p"/>
+                </m:rPr>
+                <m:t>−</m:t>
+              </m:r>
+              <m:r>
+                <m:t>1</m:t>
+              </m:r>
+            </m:sub>
+          </m:sSub>
+          <m:r>
+            <m:rPr>
+              <m:sty m:val="p"/>
+            </m:rPr>
+            <m:t>)</m:t>
+          </m:r>
+          <m:r>
+            <m:rPr>
+              <m:sty m:val="p"/>
+            </m:rPr>
+            <m:t>)</m:t>
+          </m:r>
         </m:oMath>
       </m:oMathPara>
     </w:p>
@@ -1826,19 +1846,21 @@
               </m:sSub>
             </m:e>
           </m:nary>
-          <m:d>
-            <m:dPr>
-              <m:begChr m:val="("/>
-              <m:sepChr m:val=""/>
-              <m:endChr m:val=")"/>
-              <m:grow/>
-            </m:dPr>
-            <m:e>
-              <m:r>
-                <m:t>i</m:t>
-              </m:r>
-            </m:e>
-          </m:d>
+          <m:r>
+            <m:rPr>
+              <m:sty m:val="p"/>
+            </m:rPr>
+            <m:t>(</m:t>
+          </m:r>
+          <m:r>
+            <m:t>i</m:t>
+          </m:r>
+          <m:r>
+            <m:rPr>
+              <m:sty m:val="p"/>
+            </m:rPr>
+            <m:t>)</m:t>
+          </m:r>
           <m:sSub>
             <m:e>
               <m:r>
@@ -2115,19 +2137,21 @@
             </m:r>
           </m:sub>
         </m:sSub>
-        <m:d>
-          <m:dPr>
-            <m:begChr m:val="("/>
-            <m:sepChr m:val=""/>
-            <m:endChr m:val=")"/>
-            <m:grow/>
-          </m:dPr>
-          <m:e>
-            <m:r>
-              <m:t>i</m:t>
-            </m:r>
-          </m:e>
-        </m:d>
+        <m:r>
+          <m:rPr>
+            <m:sty m:val="p"/>
+          </m:rPr>
+          <m:t>(</m:t>
+        </m:r>
+        <m:r>
+          <m:t>i</m:t>
+        </m:r>
+        <m:r>
+          <m:rPr>
+            <m:sty m:val="p"/>
+          </m:rPr>
+          <m:t>)</m:t>
+        </m:r>
       </m:oMath>
       <w:r>
         <w:t xml:space="preserve"> </w:t>
@@ -2161,19 +2185,21 @@
             </m:r>
           </m:sub>
         </m:sSub>
-        <m:d>
-          <m:dPr>
-            <m:begChr m:val="("/>
-            <m:sepChr m:val=""/>
-            <m:endChr m:val=")"/>
-            <m:grow/>
-          </m:dPr>
-          <m:e>
-            <m:r>
-              <m:t>i</m:t>
-            </m:r>
-          </m:e>
-        </m:d>
+        <m:r>
+          <m:rPr>
+            <m:sty m:val="p"/>
+          </m:rPr>
+          <m:t>(</m:t>
+        </m:r>
+        <m:r>
+          <m:t>i</m:t>
+        </m:r>
+        <m:r>
+          <m:rPr>
+            <m:sty m:val="p"/>
+          </m:rPr>
+          <m:t>)</m:t>
+        </m:r>
       </m:oMath>
       <w:r>
         <w:t xml:space="preserve"> </w:t>
@@ -2199,19 +2225,21 @@
             </m:r>
           </m:sub>
         </m:sSub>
-        <m:d>
-          <m:dPr>
-            <m:begChr m:val="("/>
-            <m:sepChr m:val=""/>
-            <m:endChr m:val=")"/>
-            <m:grow/>
-          </m:dPr>
-          <m:e>
-            <m:r>
-              <m:t>i</m:t>
-            </m:r>
-          </m:e>
-        </m:d>
+        <m:r>
+          <m:rPr>
+            <m:sty m:val="p"/>
+          </m:rPr>
+          <m:t>(</m:t>
+        </m:r>
+        <m:r>
+          <m:t>i</m:t>
+        </m:r>
+        <m:r>
+          <m:rPr>
+            <m:sty m:val="p"/>
+          </m:rPr>
+          <m:t>)</m:t>
+        </m:r>
       </m:oMath>
       <w:r>
         <w:t xml:space="preserve"> </w:t>
@@ -2330,46 +2358,48 @@
             </m:r>
           </m:sub>
         </m:sSub>
-        <m:d>
-          <m:dPr>
-            <m:begChr m:val="("/>
-            <m:sepChr m:val=""/>
-            <m:endChr m:val=")"/>
-            <m:grow/>
-          </m:dPr>
+        <m:r>
+          <m:rPr>
+            <m:sty m:val="p"/>
+          </m:rPr>
+          <m:t>(</m:t>
+        </m:r>
+        <m:r>
+          <m:t>1</m:t>
+        </m:r>
+        <m:r>
+          <m:rPr>
+            <m:sty m:val="p"/>
+          </m:rPr>
+          <m:t>+</m:t>
+        </m:r>
+        <m:sSub>
           <m:e>
             <m:r>
-              <m:t>1</m:t>
+              <m:t>R</m:t>
+            </m:r>
+          </m:e>
+          <m:sub>
+            <m:r>
+              <m:t>t</m:t>
             </m:r>
             <m:r>
               <m:rPr>
                 <m:sty m:val="p"/>
               </m:rPr>
-              <m:t>+</m:t>
+              <m:t>−</m:t>
             </m:r>
-            <m:sSub>
-              <m:e>
-                <m:r>
-                  <m:t>R</m:t>
-                </m:r>
-              </m:e>
-              <m:sub>
-                <m:r>
-                  <m:t>t</m:t>
-                </m:r>
-                <m:r>
-                  <m:rPr>
-                    <m:sty m:val="p"/>
-                  </m:rPr>
-                  <m:t>−</m:t>
-                </m:r>
-                <m:r>
-                  <m:t>1</m:t>
-                </m:r>
-              </m:sub>
-            </m:sSub>
-          </m:e>
-        </m:d>
+            <m:r>
+              <m:t>1</m:t>
+            </m:r>
+          </m:sub>
+        </m:sSub>
+        <m:r>
+          <m:rPr>
+            <m:sty m:val="p"/>
+          </m:rPr>
+          <m:t>)</m:t>
+        </m:r>
       </m:oMath>
       <w:r>
         <w:t xml:space="preserve"> </w:t>
@@ -2408,8 +2438,8 @@
         <w:t xml:space="preserve">lo que mehos hecho es caracterizar el recurso disponible</w:t>
       </w:r>
     </w:p>
-    <w:bookmarkEnd w:id="25"/>
-    <w:bookmarkStart w:id="50" w:name="publicaciones-similares"/>
+    <w:bookmarkEnd w:id="27"/>
+    <w:bookmarkStart w:id="54" w:name="publicaciones-similares"/>
     <w:p>
       <w:pPr>
         <w:pStyle w:val="Heading1"/>
@@ -2434,11 +2464,32 @@
           <w:numId w:val="1003"/>
         </w:numPr>
       </w:pPr>
-      <w:hyperlink r:id="rId26"/>
+      <w:hyperlink r:id="rId28"/>
       <w:r>
         <w:t xml:space="preserve"> </w:t>
       </w:r>
-      <w:hyperlink r:id="rId27">
+      <w:hyperlink r:id="rId29">
+        <w:r>
+          <w:rPr>
+            <w:rStyle w:val="Hyperlink"/>
+          </w:rPr>
+          <w:t xml:space="preserve">Comportamiento De La Inflacion 1980 A 2017</w:t>
+        </w:r>
+      </w:hyperlink>
+    </w:p>
+    <w:p>
+      <w:pPr>
+        <w:pStyle w:val="Compact"/>
+        <w:numPr>
+          <w:ilvl w:val="0"/>
+          <w:numId w:val="1003"/>
+        </w:numPr>
+      </w:pPr>
+      <w:hyperlink r:id="rId30"/>
+      <w:r>
+        <w:t xml:space="preserve"> </w:t>
+      </w:r>
+      <w:hyperlink r:id="rId31">
         <w:r>
           <w:rPr>
             <w:rStyle w:val="Hyperlink"/>
@@ -2455,11 +2506,11 @@
           <w:numId w:val="1003"/>
         </w:numPr>
       </w:pPr>
-      <w:hyperlink r:id="rId28"/>
+      <w:hyperlink r:id="rId32"/>
       <w:r>
         <w:t xml:space="preserve"> </w:t>
       </w:r>
-      <w:hyperlink r:id="rId29">
+      <w:hyperlink r:id="rId33">
         <w:r>
           <w:rPr>
             <w:rStyle w:val="Hyperlink"/>
@@ -2476,11 +2527,11 @@
           <w:numId w:val="1003"/>
         </w:numPr>
       </w:pPr>
-      <w:hyperlink r:id="rId30"/>
+      <w:hyperlink r:id="rId34"/>
       <w:r>
         <w:t xml:space="preserve"> </w:t>
       </w:r>
-      <w:hyperlink r:id="rId31">
+      <w:hyperlink r:id="rId35">
         <w:r>
           <w:rPr>
             <w:rStyle w:val="Hyperlink"/>
@@ -2497,11 +2548,11 @@
           <w:numId w:val="1003"/>
         </w:numPr>
       </w:pPr>
-      <w:hyperlink r:id="rId32"/>
+      <w:hyperlink r:id="rId36"/>
       <w:r>
         <w:t xml:space="preserve"> </w:t>
       </w:r>
-      <w:hyperlink r:id="rId33">
+      <w:hyperlink r:id="rId37">
         <w:r>
           <w:rPr>
             <w:rStyle w:val="Hyperlink"/>
@@ -2518,11 +2569,11 @@
           <w:numId w:val="1003"/>
         </w:numPr>
       </w:pPr>
-      <w:hyperlink r:id="rId34"/>
+      <w:hyperlink r:id="rId38"/>
       <w:r>
         <w:t xml:space="preserve"> </w:t>
       </w:r>
-      <w:hyperlink r:id="rId35">
+      <w:hyperlink r:id="rId39">
         <w:r>
           <w:rPr>
             <w:rStyle w:val="Hyperlink"/>
@@ -2539,11 +2590,11 @@
           <w:numId w:val="1003"/>
         </w:numPr>
       </w:pPr>
-      <w:hyperlink r:id="rId36"/>
+      <w:hyperlink r:id="rId40"/>
       <w:r>
         <w:t xml:space="preserve"> </w:t>
       </w:r>
-      <w:hyperlink r:id="rId37">
+      <w:hyperlink r:id="rId41">
         <w:r>
           <w:rPr>
             <w:rStyle w:val="Hyperlink"/>
@@ -2560,11 +2611,11 @@
           <w:numId w:val="1003"/>
         </w:numPr>
       </w:pPr>
-      <w:hyperlink r:id="rId38"/>
+      <w:hyperlink r:id="rId42"/>
       <w:r>
         <w:t xml:space="preserve"> </w:t>
       </w:r>
-      <w:hyperlink r:id="rId39">
+      <w:hyperlink r:id="rId43">
         <w:r>
           <w:rPr>
             <w:rStyle w:val="Hyperlink"/>
@@ -2581,11 +2632,11 @@
           <w:numId w:val="1003"/>
         </w:numPr>
       </w:pPr>
-      <w:hyperlink r:id="rId40"/>
+      <w:hyperlink r:id="rId44"/>
       <w:r>
         <w:t xml:space="preserve"> </w:t>
       </w:r>
-      <w:hyperlink r:id="rId41">
+      <w:hyperlink r:id="rId45">
         <w:r>
           <w:rPr>
             <w:rStyle w:val="Hyperlink"/>
@@ -2602,11 +2653,11 @@
           <w:numId w:val="1003"/>
         </w:numPr>
       </w:pPr>
-      <w:hyperlink r:id="rId42"/>
+      <w:hyperlink r:id="rId46"/>
       <w:r>
         <w:t xml:space="preserve"> </w:t>
       </w:r>
-      <w:hyperlink r:id="rId43">
+      <w:hyperlink r:id="rId47">
         <w:r>
           <w:rPr>
             <w:rStyle w:val="Hyperlink"/>
@@ -2623,11 +2674,11 @@
           <w:numId w:val="1003"/>
         </w:numPr>
       </w:pPr>
-      <w:hyperlink r:id="rId44"/>
+      <w:hyperlink r:id="rId48"/>
       <w:r>
         <w:t xml:space="preserve"> </w:t>
       </w:r>
-      <w:hyperlink r:id="rId45">
+      <w:hyperlink r:id="rId49">
         <w:r>
           <w:rPr>
             <w:rStyle w:val="Hyperlink"/>
@@ -2644,11 +2695,11 @@
           <w:numId w:val="1003"/>
         </w:numPr>
       </w:pPr>
-      <w:hyperlink r:id="rId46"/>
+      <w:hyperlink r:id="rId50"/>
       <w:r>
         <w:t xml:space="preserve"> </w:t>
       </w:r>
-      <w:hyperlink r:id="rId47">
+      <w:hyperlink r:id="rId51">
         <w:r>
           <w:rPr>
             <w:rStyle w:val="Hyperlink"/>
@@ -2665,11 +2716,11 @@
           <w:numId w:val="1003"/>
         </w:numPr>
       </w:pPr>
-      <w:hyperlink r:id="rId48"/>
+      <w:hyperlink r:id="rId52"/>
       <w:r>
         <w:t xml:space="preserve"> </w:t>
       </w:r>
-      <w:hyperlink r:id="rId49">
+      <w:hyperlink r:id="rId53">
         <w:r>
           <w:rPr>
             <w:rStyle w:val="Hyperlink"/>
@@ -2686,14 +2737,14 @@
         <w:t xml:space="preserve">Esperamos que encuentres estas publicaciones igualmente interesantes y útiles. ¡Disfruta de la lectura!</w:t>
       </w:r>
     </w:p>
-    <w:bookmarkEnd w:id="50"/>
+    <w:bookmarkEnd w:id="54"/>
     <w:sectPr>
-      <w:headerReference r:id="rId9" w:type="even"/>
-      <w:headerReference r:id="rId11" w:type="default"/>
-      <w:footerReference r:id="rId14" w:type="even"/>
-      <w:footerReference r:id="rId13" w:type="default"/>
-      <w:headerReference r:id="rId10" w:type="first"/>
-      <w:footerReference r:id="rId12" w:type="first"/>
+      <w:headerReference r:id="rId8" w:type="even"/>
+      <w:headerReference r:id="rId9" w:type="default"/>
+      <w:footerReference r:id="rId10" w:type="even"/>
+      <w:footerReference r:id="rId11" w:type="default"/>
+      <w:headerReference r:id="rId12" w:type="first"/>
+      <w:footerReference r:id="rId13" w:type="first"/>
       <w:pgSz w:h="15840" w:w="12240"/>
       <w:pgMar w:bottom="1440" w:footer="720" w:gutter="0" w:header="720" w:left="1440" w:right="1440" w:top="1440"/>
       <w:cols w:space="720"/>
